--- a/observatorio-sjc/docs/03-Backlog-Sprint-1.docx
+++ b/observatorio-sjc/docs/03-Backlog-Sprint-1.docx
@@ -61,18 +61,18 @@
         <w:spacing w:after="160"/>
       </w:pPr>
       <w:r>
-        <w:t xml:space="preserve">Resultado: meta cumprida — pipeline de ETL rodou de ponta a ponta, as 4 inconsistências dos dados foram identificadas e tratadas (DEC-001 a DEC-004, ver 06-Decisoes-de-Dados), e a suíte de documentação da Sprint 1 foi concluída. Uma pré-visualização inicial foi produzida no Power BI; a modelagem de relacionamento entre tabelas e a versão final dos visuais ficam para a Sprint 2, junto com a geocodificação.</w:t>
-      </w:r>
-      <w:r>
-        <w:t xml:space="preserve"/>
+        <w:t>Resultado: meta cumprida — pipeline de ETL rodou de ponta a ponta, as 4 inconsistências dos dados foram identificadas e tratadas (DEC-001 a DEC-004, ver 06-Decisoes-de-Dados), e a suíte de documentação da Sprint 1 foi concluída. A primeira vi</w:t>
+      </w:r>
+      <w:r>
+        <w:t xml:space="preserve">sualização no Power BI e a modelagem de relacionamento entre tabelas ficaram para o início da Sprint 2, junto com a </w:t>
       </w:r>
       <w:proofErr w:type="spellStart"/>
       <w:r>
-        <w:t xml:space="preserve"/>
+        <w:t>geocodificação</w:t>
       </w:r>
       <w:proofErr w:type="spellEnd"/>
       <w:r>
-        <w:t xml:space="preserve"/>
+        <w:t>.</w:t>
       </w:r>
     </w:p>
     <w:p>
@@ -885,7 +885,7 @@
         <w:t>☑</w:t>
       </w:r>
       <w:r>
-        <w:t xml:space="preserve"> Levantamento dos dados de PIB dos Municípios (IBGE) por setor de atividade (CNAE); filtragem para São José dos Campos pendente (Sprint 2)</w:t>
+        <w:t xml:space="preserve"> Levantamento dos dados de PIB dos Municípios (IBGE) por setor de atividade (CNAE)</w:t>
       </w:r>
     </w:p>
     <w:p>
@@ -904,10 +904,7 @@
         <w:spacing w:after="60"/>
       </w:pPr>
       <w:r>
-        <w:t>☐</w:t>
-      </w:r>
-      <w:r>
-        <w:t xml:space="preserve"> Estrutura inicial do arquivo/modelo no Power BI (conexão com as fontes)</w:t>
+        <w:t xml:space="preserve">☑ Estrutura inicial do arquivo/modelo no Power BI (conexão com as fontes) — concluída no início da Sprint 2</w:t>
       </w:r>
     </w:p>
     <w:p>
@@ -915,13 +912,7 @@
         <w:spacing w:after="60"/>
       </w:pPr>
       <w:r>
-        <w:t xml:space="preserve">☑ Primeira visualização</w:t>
-      </w:r>
-      <w:r>
-        <w:t xml:space="preserve"> simples e d</w:t>
-      </w:r>
-      <w:r>
-        <w:t>emonstrável (ex.: nº total de contratações em SJC)</w:t>
+        <w:t xml:space="preserve">☑ Primeira visualização simples e demonstrável (ex.: nº total de contratações em SJC) — concluída no início da Sprint 2</w:t>
       </w:r>
     </w:p>
     <w:p>
@@ -1072,13 +1063,8 @@
         <w:spacing w:after="60"/>
       </w:pPr>
       <w:r>
-        <w:t xml:space="preserve">☑ Arquivo Power BI inicial</w:t>
-      </w:r>
-      <w:r>
-        <w:t xml:space="preserve"> — link: adicionar</w:t>
-      </w:r>
-      <w:bookmarkStart w:id="0" w:name="_GoBack"/>
-      <w:bookmarkEnd w:id="0"/>
+        <w:t xml:space="preserve">☑ Arquivo Power BI inicial — entregue na Sprint 2 (powerbi/PowerbiATT_Api_Sprint2.pbix)</w:t>
+      </w:r>
     </w:p>
     <w:p>
       <w:pPr>
@@ -1103,7 +1089,7 @@
         <w:t xml:space="preserve"> Relatório de Desenvol</w:t>
       </w:r>
       <w:r>
-        <w:t>vimento — Anexo 8 (apoio/Relatorio_Sprint1_Anexo8) — rascunho concluído, pendente revisão final</w:t>
+        <w:t>vimento — Anexo 8 (docs/Relatorio_Sprint1_Anexo8) — rascunho concluído, pendente revisão final</w:t>
       </w:r>
     </w:p>
     <w:sectPr>
